--- a/MINUTA - SENTENCA - 0803577-30.2025.8.18.0056.docx
+++ b/MINUTA - SENTENCA - 0803577-30.2025.8.18.0056.docx
@@ -274,7 +274,7 @@
           <w:color w:val="000000"/>
           <w:sz w:val="24"/>
         </w:rPr>
-        <w:t xml:space="preserve">Em síntese, afirma a parte autora que a parte demandada descontou valores de suposta tarifa bancária “CESTA B.EXPRESSO” que nunca foi objeto de negócio entre as partes, pelo que pede a a restituição em dobro dos valores descontados indevidamente e indenização pelos danos morais.</w:t>
+        <w:t xml:space="preserve">Em síntese, afirma a parte autora que a parte demandada descontou valores de suposta tarifa bancária “CESTA B.EXPRESSO” que nunca foi objeto de negócio entre as partes, pelo que pede a restituição em dobro dos valores descontados indevidamente e indenização pelos danos morais.</w:t>
       </w:r>
     </w:p>
     <w:p>
